--- a/HOSONHCS/GNCK.docx
+++ b/HOSONHCS/GNCK.docx
@@ -671,14 +671,7 @@
           <w:sz w:val="26"/>
           <w:szCs w:val="26"/>
         </w:rPr>
-        <w:t>...............................</w:t>
-      </w:r>
-      <w:r>
-        <w:rPr>
-          <w:sz w:val="26"/>
-          <w:szCs w:val="26"/>
-        </w:rPr>
-        <w:t>.............</w:t>
+        <w:t>{{stk}}</w:t>
       </w:r>
     </w:p>
     <w:p>
@@ -717,14 +710,14 @@
           <w:sz w:val="26"/>
           <w:szCs w:val="26"/>
         </w:rPr>
-        <w:t>Mở tại: .......................................................................................................</w:t>
-      </w:r>
-      <w:r>
-        <w:rPr>
-          <w:sz w:val="26"/>
-          <w:szCs w:val="26"/>
-        </w:rPr>
-        <w:t>..............</w:t>
+        <w:t xml:space="preserve">Mở tại: </w:t>
+      </w:r>
+      <w:r>
+        <w:rPr>
+          <w:sz w:val="26"/>
+          <w:szCs w:val="26"/>
+        </w:rPr>
+        <w:t>{{nganhang}}</w:t>
       </w:r>
     </w:p>
     <w:p>
